--- a/barlow/finesst_final/A3_mentoring_plan.docx
+++ b/barlow/finesst_final/A3_mentoring_plan.docx
@@ -5,7 +5,7 @@
     <w:p>
       <w:r>
         <w:rPr>
-          <w:rFonts w:ascii="Calibri" w:hAnsi="Calibri"/>
+          <w:rFonts w:ascii="Times New Roman" w:hAnsi="Times New Roman"/>
           <w:b/>
           <w:i w:val="0"/>
           <w:sz w:val="36"/>
@@ -19,7 +19,7 @@
       </w:pPr>
       <w:r>
         <w:rPr>
-          <w:rFonts w:ascii="Calibri" w:hAnsi="Calibri"/>
+          <w:rFonts w:ascii="Times New Roman" w:hAnsi="Times New Roman"/>
           <w:b/>
           <w:i w:val="0"/>
           <w:sz w:val="24"/>
@@ -33,7 +33,7 @@
       </w:pPr>
       <w:r>
         <w:rPr>
-          <w:rFonts w:ascii="Calibri" w:hAnsi="Calibri"/>
+          <w:rFonts w:ascii="Times New Roman" w:hAnsi="Times New Roman"/>
           <w:b w:val="0"/>
           <w:i w:val="0"/>
         </w:rPr>
@@ -46,7 +46,7 @@
       </w:pPr>
       <w:r>
         <w:rPr>
-          <w:rFonts w:ascii="Calibri" w:hAnsi="Calibri"/>
+          <w:rFonts w:ascii="Times New Roman" w:hAnsi="Times New Roman"/>
           <w:b/>
           <w:i w:val="0"/>
           <w:sz w:val="24"/>
@@ -61,7 +61,7 @@
       </w:pPr>
       <w:r>
         <w:rPr>
-          <w:rFonts w:ascii="Calibri" w:hAnsi="Calibri"/>
+          <w:rFonts w:ascii="Times New Roman" w:hAnsi="Times New Roman"/>
           <w:b w:val="0"/>
           <w:i w:val="0"/>
         </w:rPr>
@@ -69,7 +69,7 @@
       </w:r>
       <w:r>
         <w:rPr>
-          <w:rFonts w:ascii="Calibri" w:hAnsi="Calibri"/>
+          <w:rFonts w:ascii="Times New Roman" w:hAnsi="Times New Roman"/>
           <w:b w:val="0"/>
           <w:i w:val="0"/>
         </w:rPr>
@@ -83,7 +83,7 @@
       </w:pPr>
       <w:r>
         <w:rPr>
-          <w:rFonts w:ascii="Calibri" w:hAnsi="Calibri"/>
+          <w:rFonts w:ascii="Times New Roman" w:hAnsi="Times New Roman"/>
           <w:b w:val="0"/>
           <w:i w:val="0"/>
         </w:rPr>
@@ -91,7 +91,7 @@
       </w:r>
       <w:r>
         <w:rPr>
-          <w:rFonts w:ascii="Calibri" w:hAnsi="Calibri"/>
+          <w:rFonts w:ascii="Times New Roman" w:hAnsi="Times New Roman"/>
           <w:b w:val="0"/>
           <w:i w:val="0"/>
         </w:rPr>
@@ -105,7 +105,7 @@
       </w:pPr>
       <w:r>
         <w:rPr>
-          <w:rFonts w:ascii="Calibri" w:hAnsi="Calibri"/>
+          <w:rFonts w:ascii="Times New Roman" w:hAnsi="Times New Roman"/>
           <w:b w:val="0"/>
           <w:i w:val="0"/>
         </w:rPr>
@@ -113,7 +113,7 @@
       </w:r>
       <w:r>
         <w:rPr>
-          <w:rFonts w:ascii="Calibri" w:hAnsi="Calibri"/>
+          <w:rFonts w:ascii="Times New Roman" w:hAnsi="Times New Roman"/>
           <w:b w:val="0"/>
           <w:i w:val="0"/>
         </w:rPr>
@@ -127,7 +127,7 @@
       </w:pPr>
       <w:r>
         <w:rPr>
-          <w:rFonts w:ascii="Calibri" w:hAnsi="Calibri"/>
+          <w:rFonts w:ascii="Times New Roman" w:hAnsi="Times New Roman"/>
           <w:b w:val="0"/>
           <w:i w:val="0"/>
         </w:rPr>
@@ -135,7 +135,7 @@
       </w:r>
       <w:r>
         <w:rPr>
-          <w:rFonts w:ascii="Calibri" w:hAnsi="Calibri"/>
+          <w:rFonts w:ascii="Times New Roman" w:hAnsi="Times New Roman"/>
           <w:b w:val="0"/>
           <w:i w:val="0"/>
         </w:rPr>
@@ -148,7 +148,7 @@
       </w:pPr>
       <w:r>
         <w:rPr>
-          <w:rFonts w:ascii="Calibri" w:hAnsi="Calibri"/>
+          <w:rFonts w:ascii="Times New Roman" w:hAnsi="Times New Roman"/>
           <w:b/>
           <w:i w:val="0"/>
           <w:sz w:val="24"/>
@@ -162,7 +162,7 @@
       </w:pPr>
       <w:r>
         <w:rPr>
-          <w:rFonts w:ascii="Calibri" w:hAnsi="Calibri"/>
+          <w:rFonts w:ascii="Times New Roman" w:hAnsi="Times New Roman"/>
           <w:b w:val="0"/>
           <w:i w:val="0"/>
         </w:rPr>
@@ -175,7 +175,7 @@
       </w:pPr>
       <w:r>
         <w:rPr>
-          <w:rFonts w:ascii="Calibri" w:hAnsi="Calibri"/>
+          <w:rFonts w:ascii="Times New Roman" w:hAnsi="Times New Roman"/>
           <w:b w:val="0"/>
           <w:i w:val="0"/>
         </w:rPr>
@@ -183,7 +183,7 @@
       </w:r>
       <w:r>
         <w:rPr>
-          <w:rFonts w:ascii="Calibri" w:hAnsi="Calibri"/>
+          <w:rFonts w:ascii="Times New Roman" w:hAnsi="Times New Roman"/>
           <w:b w:val="0"/>
           <w:i w:val="0"/>
         </w:rPr>
@@ -196,7 +196,7 @@
       </w:pPr>
       <w:r>
         <w:rPr>
-          <w:rFonts w:ascii="Calibri" w:hAnsi="Calibri"/>
+          <w:rFonts w:ascii="Times New Roman" w:hAnsi="Times New Roman"/>
           <w:b w:val="0"/>
           <w:i w:val="0"/>
         </w:rPr>
@@ -204,7 +204,7 @@
       </w:r>
       <w:r>
         <w:rPr>
-          <w:rFonts w:ascii="Calibri" w:hAnsi="Calibri"/>
+          <w:rFonts w:ascii="Times New Roman" w:hAnsi="Times New Roman"/>
           <w:b w:val="0"/>
           <w:i w:val="0"/>
         </w:rPr>
@@ -217,7 +217,7 @@
       </w:pPr>
       <w:r>
         <w:rPr>
-          <w:rFonts w:ascii="Calibri" w:hAnsi="Calibri"/>
+          <w:rFonts w:ascii="Times New Roman" w:hAnsi="Times New Roman"/>
           <w:b/>
           <w:i w:val="0"/>
           <w:sz w:val="24"/>
@@ -232,7 +232,7 @@
       </w:pPr>
       <w:r>
         <w:rPr>
-          <w:rFonts w:ascii="Calibri" w:hAnsi="Calibri"/>
+          <w:rFonts w:ascii="Times New Roman" w:hAnsi="Times New Roman"/>
           <w:b w:val="0"/>
           <w:i w:val="0"/>
         </w:rPr>
@@ -240,7 +240,7 @@
       </w:r>
       <w:r>
         <w:rPr>
-          <w:rFonts w:ascii="Calibri" w:hAnsi="Calibri"/>
+          <w:rFonts w:ascii="Times New Roman" w:hAnsi="Times New Roman"/>
           <w:b w:val="0"/>
           <w:i w:val="0"/>
         </w:rPr>
@@ -254,7 +254,7 @@
       </w:pPr>
       <w:r>
         <w:rPr>
-          <w:rFonts w:ascii="Calibri" w:hAnsi="Calibri"/>
+          <w:rFonts w:ascii="Times New Roman" w:hAnsi="Times New Roman"/>
           <w:b w:val="0"/>
           <w:i w:val="0"/>
         </w:rPr>
@@ -262,7 +262,7 @@
       </w:r>
       <w:r>
         <w:rPr>
-          <w:rFonts w:ascii="Calibri" w:hAnsi="Calibri"/>
+          <w:rFonts w:ascii="Times New Roman" w:hAnsi="Times New Roman"/>
           <w:b w:val="0"/>
           <w:i w:val="0"/>
         </w:rPr>
@@ -276,7 +276,7 @@
       </w:pPr>
       <w:r>
         <w:rPr>
-          <w:rFonts w:ascii="Calibri" w:hAnsi="Calibri"/>
+          <w:rFonts w:ascii="Times New Roman" w:hAnsi="Times New Roman"/>
           <w:b w:val="0"/>
           <w:i w:val="0"/>
         </w:rPr>
@@ -284,7 +284,7 @@
       </w:r>
       <w:r>
         <w:rPr>
-          <w:rFonts w:ascii="Calibri" w:hAnsi="Calibri"/>
+          <w:rFonts w:ascii="Times New Roman" w:hAnsi="Times New Roman"/>
           <w:b w:val="0"/>
           <w:i w:val="0"/>
         </w:rPr>
@@ -298,7 +298,7 @@
       </w:pPr>
       <w:r>
         <w:rPr>
-          <w:rFonts w:ascii="Calibri" w:hAnsi="Calibri"/>
+          <w:rFonts w:ascii="Times New Roman" w:hAnsi="Times New Roman"/>
           <w:b w:val="0"/>
           <w:i w:val="0"/>
         </w:rPr>
@@ -306,7 +306,7 @@
       </w:r>
       <w:r>
         <w:rPr>
-          <w:rFonts w:ascii="Calibri" w:hAnsi="Calibri"/>
+          <w:rFonts w:ascii="Times New Roman" w:hAnsi="Times New Roman"/>
           <w:b w:val="0"/>
           <w:i w:val="0"/>
         </w:rPr>
@@ -320,7 +320,7 @@
       </w:pPr>
       <w:r>
         <w:rPr>
-          <w:rFonts w:ascii="Calibri" w:hAnsi="Calibri"/>
+          <w:rFonts w:ascii="Times New Roman" w:hAnsi="Times New Roman"/>
           <w:b w:val="0"/>
           <w:i w:val="0"/>
         </w:rPr>
@@ -328,7 +328,7 @@
       </w:r>
       <w:r>
         <w:rPr>
-          <w:rFonts w:ascii="Calibri" w:hAnsi="Calibri"/>
+          <w:rFonts w:ascii="Times New Roman" w:hAnsi="Times New Roman"/>
           <w:b w:val="0"/>
           <w:i w:val="0"/>
         </w:rPr>
@@ -341,7 +341,7 @@
       </w:pPr>
       <w:r>
         <w:rPr>
-          <w:rFonts w:ascii="Calibri" w:hAnsi="Calibri"/>
+          <w:rFonts w:ascii="Times New Roman" w:hAnsi="Times New Roman"/>
           <w:b/>
           <w:i w:val="0"/>
           <w:sz w:val="24"/>
@@ -356,7 +356,7 @@
       </w:pPr>
       <w:r>
         <w:rPr>
-          <w:rFonts w:ascii="Calibri" w:hAnsi="Calibri"/>
+          <w:rFonts w:ascii="Times New Roman" w:hAnsi="Times New Roman"/>
           <w:b w:val="0"/>
           <w:i w:val="0"/>
         </w:rPr>
@@ -364,7 +364,7 @@
       </w:r>
       <w:r>
         <w:rPr>
-          <w:rFonts w:ascii="Calibri" w:hAnsi="Calibri"/>
+          <w:rFonts w:ascii="Times New Roman" w:hAnsi="Times New Roman"/>
           <w:b w:val="0"/>
           <w:i w:val="0"/>
         </w:rPr>
@@ -372,7 +372,7 @@
       </w:r>
       <w:r>
         <w:rPr>
-          <w:rFonts w:ascii="Calibri" w:hAnsi="Calibri"/>
+          <w:rFonts w:ascii="Times New Roman" w:hAnsi="Times New Roman"/>
           <w:b w:val="0"/>
           <w:i w:val="0"/>
         </w:rPr>
@@ -386,7 +386,7 @@
       </w:pPr>
       <w:r>
         <w:rPr>
-          <w:rFonts w:ascii="Calibri" w:hAnsi="Calibri"/>
+          <w:rFonts w:ascii="Times New Roman" w:hAnsi="Times New Roman"/>
           <w:b w:val="0"/>
           <w:i w:val="0"/>
         </w:rPr>
@@ -399,7 +399,7 @@
       </w:pPr>
       <w:r>
         <w:rPr>
-          <w:rFonts w:ascii="Calibri" w:hAnsi="Calibri"/>
+          <w:rFonts w:ascii="Times New Roman" w:hAnsi="Times New Roman"/>
           <w:b/>
           <w:i w:val="0"/>
           <w:sz w:val="24"/>
@@ -414,7 +414,7 @@
       </w:pPr>
       <w:r>
         <w:rPr>
-          <w:rFonts w:ascii="Calibri" w:hAnsi="Calibri"/>
+          <w:rFonts w:ascii="Times New Roman" w:hAnsi="Times New Roman"/>
           <w:b w:val="0"/>
           <w:i w:val="0"/>
         </w:rPr>
@@ -422,7 +422,7 @@
       </w:r>
       <w:r>
         <w:rPr>
-          <w:rFonts w:ascii="Calibri" w:hAnsi="Calibri"/>
+          <w:rFonts w:ascii="Times New Roman" w:hAnsi="Times New Roman"/>
           <w:b w:val="0"/>
           <w:i w:val="0"/>
         </w:rPr>
@@ -436,7 +436,7 @@
       </w:pPr>
       <w:r>
         <w:rPr>
-          <w:rFonts w:ascii="Calibri" w:hAnsi="Calibri"/>
+          <w:rFonts w:ascii="Times New Roman" w:hAnsi="Times New Roman"/>
           <w:b w:val="0"/>
           <w:i w:val="0"/>
         </w:rPr>
@@ -444,7 +444,7 @@
       </w:r>
       <w:r>
         <w:rPr>
-          <w:rFonts w:ascii="Calibri" w:hAnsi="Calibri"/>
+          <w:rFonts w:ascii="Times New Roman" w:hAnsi="Times New Roman"/>
           <w:b w:val="0"/>
           <w:i w:val="0"/>
         </w:rPr>
@@ -458,7 +458,7 @@
       </w:pPr>
       <w:r>
         <w:rPr>
-          <w:rFonts w:ascii="Calibri" w:hAnsi="Calibri"/>
+          <w:rFonts w:ascii="Times New Roman" w:hAnsi="Times New Roman"/>
           <w:b w:val="0"/>
           <w:i w:val="0"/>
         </w:rPr>
@@ -466,7 +466,7 @@
       </w:r>
       <w:r>
         <w:rPr>
-          <w:rFonts w:ascii="Calibri" w:hAnsi="Calibri"/>
+          <w:rFonts w:ascii="Times New Roman" w:hAnsi="Times New Roman"/>
           <w:b w:val="0"/>
           <w:i w:val="0"/>
         </w:rPr>
@@ -479,7 +479,7 @@
       </w:pPr>
       <w:r>
         <w:rPr>
-          <w:rFonts w:ascii="Calibri" w:hAnsi="Calibri"/>
+          <w:rFonts w:ascii="Times New Roman" w:hAnsi="Times New Roman"/>
           <w:b/>
           <w:i w:val="0"/>
           <w:sz w:val="24"/>
@@ -493,7 +493,7 @@
       </w:pPr>
       <w:r>
         <w:rPr>
-          <w:rFonts w:ascii="Calibri" w:hAnsi="Calibri"/>
+          <w:rFonts w:ascii="Times New Roman" w:hAnsi="Times New Roman"/>
           <w:b w:val="0"/>
           <w:i w:val="0"/>
         </w:rPr>
@@ -747,8 +747,8 @@
     <w:rPrDefault>
       <w:rPr>
         <w:rFonts w:asciiTheme="minorHAnsi" w:eastAsiaTheme="minorEastAsia" w:hAnsiTheme="minorHAnsi" w:cstheme="minorBidi"/>
-        <w:sz w:val="22"/>
-        <w:szCs w:val="22"/>
+        <w:sz w:val="24"/>
+        <w:szCs w:val="24"/>
         <w:lang w:val="en-US" w:eastAsia="en-US" w:bidi="ar-SA"/>
       </w:rPr>
     </w:rPrDefault>
@@ -902,7 +902,7 @@
     <w:qFormat/>
     <w:rsid w:val="00FC693F"/>
     <w:rPr>
-      <w:rFonts w:ascii="Calibri" w:hAnsi="Calibri"/>
+      <w:rFonts w:ascii="Times New Roman" w:hAnsi="Times New Roman"/>
       <w:sz w:val="21"/>
     </w:rPr>
   </w:style>
@@ -24436,7 +24436,7 @@
     </a:clrScheme>
     <a:fontScheme name="Office">
       <a:majorFont>
-        <a:latin typeface="Calibri"/>
+        <a:latin typeface="Times New Roman"/>
         <a:ea typeface=""/>
         <a:cs typeface=""/>
         <a:font script="Jpan" typeface="ＭＳ ゴシック"/>
@@ -24471,7 +24471,7 @@
         <a:font script="Geor" typeface="Sylfaen"/>
       </a:majorFont>
       <a:minorFont>
-        <a:latin typeface="Cambria"/>
+        <a:latin typeface="Times New Roman"/>
         <a:ea typeface=""/>
         <a:cs typeface=""/>
         <a:font script="Jpan" typeface="ＭＳ 明朝"/>
